--- a/3-能力管理/运行记录类文件/030203-运维服务能力指标体系跟踪表（截止2025年10月）.docx
+++ b/3-能力管理/运行记录类文件/030203-运维服务能力指标体系跟踪表（截止2025年10月）.docx
@@ -189,12 +189,6 @@
             <w:insideH w:val="none" w:color="auto" w:sz="0" w:space="0"/>
             <w:insideV w:val="none" w:color="auto" w:sz="0" w:space="0"/>
           </w:tblBorders>
-          <w:tblCellMar>
-            <w:top w:w="0" w:type="dxa"/>
-            <w:left w:w="108" w:type="dxa"/>
-            <w:bottom w:w="0" w:type="dxa"/>
-            <w:right w:w="108" w:type="dxa"/>
-          </w:tblCellMar>
         </w:tblPrEx>
         <w:trPr>
           <w:trHeight w:val="810" w:hRule="atLeast"/>
@@ -6378,8 +6372,6 @@
               </w:rPr>
               <w:t>服务</w:t>
             </w:r>
-            <w:bookmarkStart w:id="2" w:name="_GoBack"/>
-            <w:bookmarkEnd w:id="2"/>
             <w:r>
               <w:rPr>
                 <w:rFonts w:hint="eastAsia" w:ascii="宋体" w:hAnsi="宋体" w:eastAsia="宋体" w:cs="宋体"/>
@@ -17089,7 +17081,7 @@
           </w:tblCellMar>
         </w:tblPrEx>
         <w:trPr>
-          <w:trHeight w:val="430" w:hRule="atLeast"/>
+          <w:trHeight w:val="265" w:hRule="atLeast"/>
         </w:trPr>
         <w:tc>
           <w:tcPr>
@@ -17955,7 +17947,7 @@
           </w:tblCellMar>
         </w:tblPrEx>
         <w:trPr>
-          <w:trHeight w:val="320" w:hRule="atLeast"/>
+          <w:trHeight w:val="235" w:hRule="atLeast"/>
         </w:trPr>
         <w:tc>
           <w:tcPr>
@@ -18386,7 +18378,7 @@
           </w:tblCellMar>
         </w:tblPrEx>
         <w:trPr>
-          <w:trHeight w:val="320" w:hRule="atLeast"/>
+          <w:trHeight w:val="225" w:hRule="atLeast"/>
         </w:trPr>
         <w:tc>
           <w:tcPr>
@@ -18807,7 +18799,7 @@
           </w:tblCellMar>
         </w:tblPrEx>
         <w:trPr>
-          <w:trHeight w:val="313" w:hRule="atLeast"/>
+          <w:trHeight w:val="178" w:hRule="atLeast"/>
         </w:trPr>
         <w:tc>
           <w:tcPr>
@@ -19280,7 +19272,22 @@
                 <w:szCs w:val="18"/>
                 <w:lang w:val="en-US" w:eastAsia="zh-CN" w:bidi="ar-SA"/>
               </w:rPr>
-              <w:t>说明：经过KPI指标跟踪发现，软件库中软件的可用率为90%，不满足软件库中软件的可用率≥95%的指标要求</w:t>
+              <w:t>说明：经过KPI指标跟踪发现，软件库中</w:t>
+            </w:r>
+            <w:bookmarkStart w:id="2" w:name="_GoBack"/>
+            <w:bookmarkEnd w:id="2"/>
+            <w:r>
+              <w:rPr>
+                <w:rFonts w:hint="eastAsia" w:ascii="宋体" w:hAnsi="宋体" w:eastAsia="宋体" w:cs="宋体"/>
+                <w:snapToGrid w:val="0"/>
+                <w:color w:val="000000"/>
+                <w:spacing w:val="-6"/>
+                <w:kern w:val="0"/>
+                <w:sz w:val="18"/>
+                <w:szCs w:val="18"/>
+                <w:lang w:val="en-US" w:eastAsia="zh-CN" w:bidi="ar-SA"/>
+              </w:rPr>
+              <w:t>软件的可用率为90%，不满足软件库中软件的可用率≥95%的指标要求</w:t>
             </w:r>
           </w:p>
           <w:p>
